--- a/Apiary_methods.docx
+++ b/Apiary_methods.docx
@@ -23,40 +23,1087 @@
       </w:pPr>
       <w:r>
         <w:rPr/>
-        <w:t>3/17/2022</w:t>
-      </w:r>
-    </w:p>
-    <w:p>
-      <w:pPr>
-        <w:pStyle w:val="Normal"/>
-        <w:bidi w:val="0"/>
-        <w:jc w:val="left"/>
-        <w:rPr/>
-      </w:pPr>
-      <w:r>
-        <w:rPr/>
-      </w:r>
-    </w:p>
-    <w:p>
-      <w:pPr>
-        <w:pStyle w:val="Normal"/>
-        <w:bidi w:val="0"/>
-        <w:jc w:val="left"/>
-        <w:rPr/>
-      </w:pPr>
-      <w:r>
-        <w:rPr/>
-      </w:r>
-    </w:p>
-    <w:p>
-      <w:pPr>
-        <w:pStyle w:val="Normal"/>
-        <w:bidi w:val="0"/>
-        <w:jc w:val="left"/>
-        <w:rPr/>
-      </w:pPr>
-      <w:r>
-        <w:rPr/>
+        <w:t>4</w:t>
+      </w:r>
+      <w:r>
+        <w:rPr/>
+        <w:t>/</w:t>
+      </w:r>
+      <w:r>
+        <w:rPr/>
+        <w:t>13</w:t>
+      </w:r>
+      <w:r>
+        <w:rPr/>
+        <w:t>/2022</w:t>
+      </w:r>
+    </w:p>
+    <w:p>
+      <w:pPr>
+        <w:pStyle w:val="Normal"/>
+        <w:bidi w:val="0"/>
+        <w:jc w:val="left"/>
+        <w:rPr/>
+      </w:pPr>
+      <w:r>
+        <w:rPr/>
+      </w:r>
+    </w:p>
+    <w:p>
+      <w:pPr>
+        <w:pStyle w:val="Normal"/>
+        <w:bidi w:val="0"/>
+        <w:jc w:val="left"/>
+        <w:rPr/>
+      </w:pPr>
+      <w:r>
+        <w:rPr/>
+      </w:r>
+    </w:p>
+    <w:p>
+      <w:pPr>
+        <w:pStyle w:val="Normal"/>
+        <w:bidi w:val="0"/>
+        <w:jc w:val="left"/>
+        <w:rPr>
+          <w:i/>
+          <w:i/>
+          <w:iCs/>
+        </w:rPr>
+      </w:pPr>
+      <w:r>
+        <w:rPr>
+          <w:i/>
+          <w:iCs/>
+        </w:rPr>
+        <w:t>Site characterisitcs and establishment</w:t>
+      </w:r>
+    </w:p>
+    <w:p>
+      <w:pPr>
+        <w:pStyle w:val="Normal"/>
+        <w:bidi w:val="0"/>
+        <w:jc w:val="left"/>
+        <w:rPr/>
+      </w:pPr>
+      <w:r>
+        <w:rPr/>
+        <w:t xml:space="preserve">A 35 acre stand of 40 year old Douglas fir, at he time owned by International Paper Co., was selected based on high incidence of laminated root rot </w:t>
+      </w:r>
+      <w:r>
+        <w:rPr/>
+        <w:t>(LRR)</w:t>
+      </w:r>
+      <w:r>
+        <w:rPr/>
+        <w:t xml:space="preserve">. The stand </w:t>
+      </w:r>
+      <w:r>
+        <w:rPr>
+          <w:rFonts w:eastAsia="NSimSun" w:cs="Lucida Sans"/>
+          <w:color w:val="auto"/>
+          <w:kern w:val="2"/>
+          <w:sz w:val="24"/>
+          <w:szCs w:val="24"/>
+          <w:lang w:val="en-US" w:eastAsia="zh-CN" w:bidi="hi-IN"/>
+        </w:rPr>
+        <w:t>lay</w:t>
+      </w:r>
+      <w:r>
+        <w:rPr/>
+        <w:t xml:space="preserve"> on a NE slope at about 1800’ elevation near the town of Apiary in NW Oregon. </w:t>
+      </w:r>
+      <w:r>
+        <w:rPr/>
+        <w:t>In March of 1973, t</w:t>
+      </w:r>
+      <w:r>
+        <w:rPr/>
+        <w:t xml:space="preserve">he experimental </w:t>
+      </w:r>
+      <w:r>
+        <w:rPr>
+          <w:rFonts w:eastAsia="NSimSun" w:cs="Lucida Sans"/>
+          <w:color w:val="auto"/>
+          <w:kern w:val="2"/>
+          <w:sz w:val="24"/>
+          <w:szCs w:val="24"/>
+          <w:lang w:val="en-US" w:eastAsia="zh-CN" w:bidi="hi-IN"/>
+        </w:rPr>
+        <w:t>area</w:t>
+      </w:r>
+      <w:r>
+        <w:rPr/>
+        <w:t xml:space="preserve"> was delimited by establishing a grid of stakes at 2-chain (132’) intervals running NE and S</w:t>
+      </w:r>
+      <w:r>
+        <w:rPr>
+          <w:rFonts w:eastAsia="NSimSun" w:cs="Lucida Sans"/>
+          <w:color w:val="auto"/>
+          <w:kern w:val="2"/>
+          <w:sz w:val="24"/>
+          <w:szCs w:val="24"/>
+          <w:lang w:val="en-US" w:eastAsia="zh-CN" w:bidi="hi-IN"/>
+        </w:rPr>
+        <w:t>E</w:t>
+      </w:r>
+      <w:r>
+        <w:rPr/>
+        <w:t xml:space="preserve">. </w:t>
+      </w:r>
+      <w:r>
+        <w:rPr/>
+        <w:t xml:space="preserve">Each grid block was surveyed for evidence of laminated root rot, with each stump, log, or tree showing signs or symptoms recorded along with its diameter, </w:t>
+      </w:r>
+      <w:r>
+        <w:rPr>
+          <w:rFonts w:eastAsia="NSimSun" w:cs="Lucida Sans"/>
+          <w:color w:val="auto"/>
+          <w:kern w:val="2"/>
+          <w:sz w:val="24"/>
+          <w:szCs w:val="24"/>
+          <w:lang w:val="en-US" w:eastAsia="zh-CN" w:bidi="hi-IN"/>
+        </w:rPr>
+        <w:t xml:space="preserve">location </w:t>
+      </w:r>
+      <w:r>
+        <w:rPr>
+          <w:rFonts w:eastAsia="NSimSun" w:cs="Lucida Sans"/>
+          <w:color w:val="auto"/>
+          <w:kern w:val="2"/>
+          <w:sz w:val="24"/>
+          <w:szCs w:val="24"/>
+          <w:lang w:val="en-US" w:eastAsia="zh-CN" w:bidi="hi-IN"/>
+        </w:rPr>
+        <w:t>relative to chain grid</w:t>
+      </w:r>
+      <w:r>
+        <w:rPr>
+          <w:rFonts w:eastAsia="NSimSun" w:cs="Lucida Sans"/>
+          <w:color w:val="auto"/>
+          <w:kern w:val="2"/>
+          <w:sz w:val="24"/>
+          <w:szCs w:val="24"/>
+          <w:lang w:val="en-US" w:eastAsia="zh-CN" w:bidi="hi-IN"/>
+        </w:rPr>
+        <w:t>,</w:t>
+      </w:r>
+      <w:r>
+        <w:rPr/>
+        <w:t xml:space="preserve"> and approximate date of </w:t>
+      </w:r>
+      <w:r>
+        <w:rPr>
+          <w:rFonts w:eastAsia="NSimSun" w:cs="Lucida Sans"/>
+          <w:color w:val="auto"/>
+          <w:kern w:val="2"/>
+          <w:sz w:val="24"/>
+          <w:szCs w:val="24"/>
+          <w:lang w:val="en-US" w:eastAsia="zh-CN" w:bidi="hi-IN"/>
+        </w:rPr>
+        <w:t>mortality</w:t>
+      </w:r>
+      <w:r>
+        <w:rPr/>
+        <w:t>. Signs and symp</w:t>
+      </w:r>
+      <w:r>
+        <w:rPr/>
+        <w:t>t</w:t>
+      </w:r>
+      <w:r>
+        <w:rPr/>
+        <w:t xml:space="preserve">oms included </w:t>
+      </w:r>
+      <w:r>
+        <w:rPr>
+          <w:rFonts w:eastAsia="NSimSun" w:cs="Lucida Sans"/>
+          <w:color w:val="auto"/>
+          <w:kern w:val="2"/>
+          <w:sz w:val="24"/>
+          <w:szCs w:val="24"/>
+          <w:lang w:val="en-US" w:eastAsia="zh-CN" w:bidi="hi-IN"/>
+        </w:rPr>
+        <w:t>crescent-shaped decay pockets extending from bole to roots</w:t>
+      </w:r>
+      <w:r>
+        <w:rPr/>
+        <w:t xml:space="preserve">, ring lamination, and presence of setal hyphae </w:t>
+      </w:r>
+      <w:r>
+        <w:rPr/>
+        <w:t>(Hansen 1979)</w:t>
+      </w:r>
+      <w:r>
+        <w:rPr/>
+        <w:t>.</w:t>
+      </w:r>
+      <w:r>
+        <w:rPr/>
+        <w:t xml:space="preserve"> The site was harvested in in the autumn of 1973, at which point cut stumps were surveyed for presence of laminated root rot and recorded as before. </w:t>
+      </w:r>
+      <w:r>
+        <w:rPr>
+          <w:rFonts w:eastAsia="NSimSun" w:cs="Lucida Sans"/>
+          <w:color w:val="auto"/>
+          <w:kern w:val="2"/>
+          <w:sz w:val="24"/>
+          <w:szCs w:val="24"/>
+          <w:lang w:val="en-US" w:eastAsia="zh-CN" w:bidi="hi-IN"/>
+        </w:rPr>
+        <w:t>S</w:t>
+      </w:r>
+      <w:r>
+        <w:rPr/>
+        <w:t xml:space="preserve">lash </w:t>
+      </w:r>
+      <w:r>
+        <w:rPr>
+          <w:rFonts w:eastAsia="NSimSun" w:cs="Lucida Sans"/>
+          <w:color w:val="auto"/>
+          <w:kern w:val="2"/>
+          <w:sz w:val="24"/>
+          <w:szCs w:val="24"/>
+          <w:lang w:val="en-US" w:eastAsia="zh-CN" w:bidi="hi-IN"/>
+        </w:rPr>
+        <w:t xml:space="preserve">was broadcast burned in </w:t>
+      </w:r>
+      <w:r>
+        <w:rPr/>
+        <w:t xml:space="preserve">the spring of 1974.  </w:t>
+      </w:r>
+    </w:p>
+    <w:p>
+      <w:pPr>
+        <w:pStyle w:val="Normal"/>
+        <w:bidi w:val="0"/>
+        <w:jc w:val="left"/>
+        <w:rPr/>
+      </w:pPr>
+      <w:r>
+        <w:rPr/>
+      </w:r>
+    </w:p>
+    <w:p>
+      <w:pPr>
+        <w:pStyle w:val="Normal"/>
+        <w:bidi w:val="0"/>
+        <w:jc w:val="left"/>
+        <w:rPr/>
+      </w:pPr>
+      <w:r>
+        <w:rPr/>
+        <w:t xml:space="preserve">25 plots were established and </w:t>
+      </w:r>
+      <w:r>
+        <w:rPr>
+          <w:rFonts w:eastAsia="NSimSun" w:cs="Lucida Sans"/>
+          <w:color w:val="auto"/>
+          <w:kern w:val="2"/>
+          <w:sz w:val="24"/>
+          <w:szCs w:val="24"/>
+          <w:lang w:val="en-US" w:eastAsia="zh-CN" w:bidi="hi-IN"/>
+        </w:rPr>
+        <w:t>blocked</w:t>
+      </w:r>
+      <w:r>
+        <w:rPr>
+          <w:rFonts w:eastAsia="NSimSun" w:cs="Lucida Sans"/>
+          <w:color w:val="auto"/>
+          <w:kern w:val="2"/>
+          <w:sz w:val="24"/>
+          <w:szCs w:val="24"/>
+          <w:lang w:val="en-US" w:eastAsia="zh-CN" w:bidi="hi-IN"/>
+        </w:rPr>
+        <w:t xml:space="preserve"> </w:t>
+      </w:r>
+      <w:r>
+        <w:rPr/>
+        <w:t xml:space="preserve">by incidence </w:t>
+      </w:r>
+      <w:r>
+        <w:rPr/>
+        <w:t xml:space="preserve">and distribution of LRR. One </w:t>
+      </w:r>
+      <w:r>
+        <w:rPr>
+          <w:rFonts w:eastAsia="NSimSun" w:cs="Lucida Sans"/>
+          <w:color w:val="auto"/>
+          <w:kern w:val="2"/>
+          <w:sz w:val="24"/>
+          <w:szCs w:val="24"/>
+          <w:lang w:val="en-US" w:eastAsia="zh-CN" w:bidi="hi-IN"/>
+        </w:rPr>
+        <w:t>block</w:t>
+      </w:r>
+      <w:r>
+        <w:rPr/>
+        <w:t xml:space="preserve"> included the five plots at the eastern corner of the site based on high incidence and density of LRR in the area. The remaining 20 plots were assigned to an additional 4 </w:t>
+      </w:r>
+      <w:r>
+        <w:rPr>
+          <w:rFonts w:eastAsia="NSimSun" w:cs="Lucida Sans"/>
+          <w:color w:val="auto"/>
+          <w:kern w:val="2"/>
+          <w:sz w:val="24"/>
+          <w:szCs w:val="24"/>
+          <w:lang w:val="en-US" w:eastAsia="zh-CN" w:bidi="hi-IN"/>
+        </w:rPr>
+        <w:t>blocks</w:t>
+      </w:r>
+      <w:r>
+        <w:rPr/>
+        <w:t xml:space="preserve"> based on disease incidence. </w:t>
+      </w:r>
+      <w:r>
+        <w:rPr>
+          <w:rFonts w:eastAsia="NSimSun" w:cs="Lucida Sans"/>
+          <w:color w:val="auto"/>
+          <w:kern w:val="2"/>
+          <w:sz w:val="24"/>
+          <w:szCs w:val="24"/>
+          <w:lang w:val="en-US" w:eastAsia="zh-CN" w:bidi="hi-IN"/>
+        </w:rPr>
+        <w:t>Five</w:t>
+      </w:r>
+      <w:r>
+        <w:rPr/>
+        <w:t xml:space="preserve"> treatments were randomly assigned to plots in each </w:t>
+      </w:r>
+      <w:r>
+        <w:rPr/>
+        <w:t xml:space="preserve">disease severity </w:t>
+      </w:r>
+      <w:r>
+        <w:rPr>
+          <w:rFonts w:eastAsia="NSimSun" w:cs="Lucida Sans"/>
+          <w:color w:val="auto"/>
+          <w:kern w:val="2"/>
+          <w:sz w:val="24"/>
+          <w:szCs w:val="24"/>
+          <w:lang w:val="en-US" w:eastAsia="zh-CN" w:bidi="hi-IN"/>
+        </w:rPr>
+        <w:t>block</w:t>
+      </w:r>
+      <w:r>
+        <w:rPr/>
+        <w:t xml:space="preserve">: 1) </w:t>
+      </w:r>
+      <w:r>
+        <w:rPr>
+          <w:rFonts w:eastAsia="NSimSun" w:cs="Lucida Sans"/>
+          <w:color w:val="auto"/>
+          <w:kern w:val="2"/>
+          <w:sz w:val="24"/>
+          <w:szCs w:val="24"/>
+          <w:lang w:val="en-US" w:eastAsia="zh-CN" w:bidi="hi-IN"/>
+        </w:rPr>
+        <w:t xml:space="preserve">immediate planting of Douglas fir; 2) </w:t>
+      </w:r>
+      <w:r>
+        <w:rPr>
+          <w:rFonts w:eastAsia="NSimSun" w:cs="Lucida Sans"/>
+          <w:color w:val="auto"/>
+          <w:kern w:val="2"/>
+          <w:sz w:val="24"/>
+          <w:szCs w:val="24"/>
+          <w:lang w:val="en-US" w:eastAsia="zh-CN" w:bidi="hi-IN"/>
+        </w:rPr>
+        <w:t>12</w:t>
+      </w:r>
+      <w:r>
+        <w:rPr>
+          <w:rFonts w:eastAsia="NSimSun" w:cs="Lucida Sans"/>
+          <w:color w:val="auto"/>
+          <w:kern w:val="2"/>
+          <w:sz w:val="24"/>
+          <w:szCs w:val="24"/>
+          <w:lang w:val="en-US" w:eastAsia="zh-CN" w:bidi="hi-IN"/>
+        </w:rPr>
+        <w:t xml:space="preserve"> year rotation of red alder followed by Douglas fir; 3) </w:t>
+      </w:r>
+      <w:r>
+        <w:rPr>
+          <w:rFonts w:eastAsia="NSimSun" w:cs="Lucida Sans"/>
+          <w:color w:val="auto"/>
+          <w:kern w:val="2"/>
+          <w:sz w:val="24"/>
+          <w:szCs w:val="24"/>
+          <w:lang w:val="en-US" w:eastAsia="zh-CN" w:bidi="hi-IN"/>
+        </w:rPr>
+        <w:t>12</w:t>
+      </w:r>
+      <w:r>
+        <w:rPr>
+          <w:rFonts w:eastAsia="NSimSun" w:cs="Lucida Sans"/>
+          <w:color w:val="auto"/>
+          <w:kern w:val="2"/>
+          <w:sz w:val="24"/>
+          <w:szCs w:val="24"/>
+          <w:lang w:val="en-US" w:eastAsia="zh-CN" w:bidi="hi-IN"/>
+        </w:rPr>
+        <w:t xml:space="preserve"> year rotation of cottonwood follow</w:t>
+      </w:r>
+      <w:r>
+        <w:rPr>
+          <w:rFonts w:eastAsia="NSimSun" w:cs="Lucida Sans"/>
+          <w:color w:val="auto"/>
+          <w:kern w:val="2"/>
+          <w:sz w:val="24"/>
+          <w:szCs w:val="24"/>
+          <w:lang w:val="en-US" w:eastAsia="zh-CN" w:bidi="hi-IN"/>
+        </w:rPr>
+        <w:t>ed</w:t>
+      </w:r>
+      <w:r>
+        <w:rPr>
+          <w:rFonts w:eastAsia="NSimSun" w:cs="Lucida Sans"/>
+          <w:color w:val="auto"/>
+          <w:kern w:val="2"/>
+          <w:sz w:val="24"/>
+          <w:szCs w:val="24"/>
+          <w:lang w:val="en-US" w:eastAsia="zh-CN" w:bidi="hi-IN"/>
+        </w:rPr>
+        <w:t xml:space="preserve"> by Douglas fir; 4) </w:t>
+      </w:r>
+      <w:r>
+        <w:rPr>
+          <w:rFonts w:eastAsia="NSimSun" w:cs="Lucida Sans"/>
+          <w:color w:val="auto"/>
+          <w:kern w:val="2"/>
+          <w:sz w:val="24"/>
+          <w:szCs w:val="24"/>
+          <w:lang w:val="en-US" w:eastAsia="zh-CN" w:bidi="hi-IN"/>
+        </w:rPr>
+        <w:t>25</w:t>
+      </w:r>
+      <w:r>
+        <w:rPr>
+          <w:rFonts w:eastAsia="NSimSun" w:cs="Lucida Sans"/>
+          <w:color w:val="auto"/>
+          <w:kern w:val="2"/>
+          <w:sz w:val="24"/>
+          <w:szCs w:val="24"/>
+          <w:lang w:val="en-US" w:eastAsia="zh-CN" w:bidi="hi-IN"/>
+        </w:rPr>
+        <w:t xml:space="preserve"> year red alder </w:t>
+      </w:r>
+      <w:r>
+        <w:rPr>
+          <w:rFonts w:eastAsia="NSimSun" w:cs="Lucida Sans"/>
+          <w:color w:val="auto"/>
+          <w:kern w:val="2"/>
+          <w:sz w:val="24"/>
+          <w:szCs w:val="24"/>
+          <w:lang w:val="en-US" w:eastAsia="zh-CN" w:bidi="hi-IN"/>
+        </w:rPr>
+        <w:t>to Douglas fir</w:t>
+      </w:r>
+      <w:r>
+        <w:rPr>
+          <w:rFonts w:eastAsia="NSimSun" w:cs="Lucida Sans"/>
+          <w:color w:val="auto"/>
+          <w:kern w:val="2"/>
+          <w:sz w:val="24"/>
+          <w:szCs w:val="24"/>
+          <w:lang w:val="en-US" w:eastAsia="zh-CN" w:bidi="hi-IN"/>
+        </w:rPr>
+        <w:t xml:space="preserve">;  and 5) </w:t>
+      </w:r>
+      <w:r>
+        <w:rPr>
+          <w:rFonts w:eastAsia="NSimSun" w:cs="Lucida Sans"/>
+          <w:color w:val="auto"/>
+          <w:kern w:val="2"/>
+          <w:sz w:val="24"/>
+          <w:szCs w:val="24"/>
+          <w:lang w:val="en-US" w:eastAsia="zh-CN" w:bidi="hi-IN"/>
+        </w:rPr>
+        <w:t>25</w:t>
+      </w:r>
+      <w:r>
+        <w:rPr>
+          <w:rFonts w:eastAsia="NSimSun" w:cs="Lucida Sans"/>
+          <w:color w:val="auto"/>
+          <w:kern w:val="2"/>
+          <w:sz w:val="24"/>
+          <w:szCs w:val="24"/>
+          <w:lang w:val="en-US" w:eastAsia="zh-CN" w:bidi="hi-IN"/>
+        </w:rPr>
+        <w:t xml:space="preserve"> year cottonwood </w:t>
+      </w:r>
+      <w:r>
+        <w:rPr>
+          <w:rFonts w:eastAsia="NSimSun" w:cs="Lucida Sans"/>
+          <w:color w:val="auto"/>
+          <w:kern w:val="2"/>
+          <w:sz w:val="24"/>
+          <w:szCs w:val="24"/>
+          <w:lang w:val="en-US" w:eastAsia="zh-CN" w:bidi="hi-IN"/>
+        </w:rPr>
+        <w:t>to Douglas fir</w:t>
+      </w:r>
+      <w:r>
+        <w:rPr>
+          <w:rFonts w:eastAsia="NSimSun" w:cs="Lucida Sans"/>
+          <w:color w:val="auto"/>
+          <w:kern w:val="2"/>
+          <w:sz w:val="24"/>
+          <w:szCs w:val="24"/>
+          <w:lang w:val="en-US" w:eastAsia="zh-CN" w:bidi="hi-IN"/>
+        </w:rPr>
+        <w:t xml:space="preserve">.  </w:t>
+      </w:r>
+      <w:r>
+        <w:rPr>
+          <w:rFonts w:eastAsia="NSimSun" w:cs="Lucida Sans"/>
+          <w:color w:val="auto"/>
+          <w:kern w:val="2"/>
+          <w:sz w:val="24"/>
+          <w:szCs w:val="24"/>
+          <w:lang w:val="en-US" w:eastAsia="zh-CN" w:bidi="hi-IN"/>
+        </w:rPr>
+        <w:t>Five 1/20 acre (2</w:t>
+      </w:r>
+      <w:r>
+        <w:rPr>
+          <w:rFonts w:eastAsia="NSimSun" w:cs="Lucida Sans"/>
+          <w:color w:val="auto"/>
+          <w:kern w:val="2"/>
+          <w:sz w:val="24"/>
+          <w:szCs w:val="24"/>
+          <w:lang w:val="en-US" w:eastAsia="zh-CN" w:bidi="hi-IN"/>
+        </w:rPr>
+        <w:t>6.3</w:t>
+      </w:r>
+      <w:r>
+        <w:rPr>
+          <w:rFonts w:eastAsia="NSimSun" w:cs="Lucida Sans"/>
+          <w:color w:val="auto"/>
+          <w:kern w:val="2"/>
+          <w:sz w:val="24"/>
+          <w:szCs w:val="24"/>
+          <w:lang w:val="en-US" w:eastAsia="zh-CN" w:bidi="hi-IN"/>
+        </w:rPr>
+        <w:t xml:space="preserve">’ radius) survey subplots were established within in each plot to include the maximum number of </w:t>
+      </w:r>
+      <w:r>
+        <w:rPr>
+          <w:rFonts w:eastAsia="NSimSun" w:cs="Lucida Sans"/>
+          <w:i/>
+          <w:iCs/>
+          <w:color w:val="auto"/>
+          <w:kern w:val="2"/>
+          <w:sz w:val="24"/>
+          <w:szCs w:val="24"/>
+          <w:lang w:val="en-US" w:eastAsia="zh-CN" w:bidi="hi-IN"/>
+        </w:rPr>
+        <w:t>C. sul</w:t>
+      </w:r>
+      <w:r>
+        <w:rPr>
+          <w:rFonts w:eastAsia="NSimSun" w:cs="Lucida Sans"/>
+          <w:i/>
+          <w:iCs/>
+          <w:color w:val="auto"/>
+          <w:kern w:val="2"/>
+          <w:sz w:val="24"/>
+          <w:szCs w:val="24"/>
+          <w:lang w:val="en-US" w:eastAsia="zh-CN" w:bidi="hi-IN"/>
+        </w:rPr>
+        <w:t>phu</w:t>
+      </w:r>
+      <w:r>
+        <w:rPr>
+          <w:rFonts w:eastAsia="NSimSun" w:cs="Lucida Sans"/>
+          <w:i/>
+          <w:iCs/>
+          <w:color w:val="auto"/>
+          <w:kern w:val="2"/>
+          <w:sz w:val="24"/>
+          <w:szCs w:val="24"/>
+          <w:lang w:val="en-US" w:eastAsia="zh-CN" w:bidi="hi-IN"/>
+        </w:rPr>
+        <w:t>rascens</w:t>
+      </w:r>
+      <w:r>
+        <w:rPr>
+          <w:rFonts w:eastAsia="NSimSun" w:cs="Lucida Sans"/>
+          <w:color w:val="auto"/>
+          <w:kern w:val="2"/>
+          <w:sz w:val="24"/>
+          <w:szCs w:val="24"/>
+          <w:lang w:val="en-US" w:eastAsia="zh-CN" w:bidi="hi-IN"/>
+        </w:rPr>
+        <w:t xml:space="preserve"> infected stumps while maintaining a 16’ buffer from the plot boundary. </w:t>
+      </w:r>
+      <w:r>
+        <w:rPr>
+          <w:rFonts w:eastAsia="NSimSun" w:cs="Lucida Sans"/>
+          <w:color w:val="auto"/>
+          <w:kern w:val="2"/>
+          <w:sz w:val="24"/>
+          <w:szCs w:val="24"/>
+          <w:lang w:val="en-US" w:eastAsia="zh-CN" w:bidi="hi-IN"/>
+        </w:rPr>
+        <w:t>Plot centers were marked with metal stakes and mapped in reference to chain grid and later using GPS.</w:t>
+      </w:r>
+    </w:p>
+    <w:p>
+      <w:pPr>
+        <w:pStyle w:val="Normal"/>
+        <w:bidi w:val="0"/>
+        <w:jc w:val="left"/>
+        <w:rPr>
+          <w:rFonts w:ascii="Liberation Serif" w:hAnsi="Liberation Serif" w:eastAsia="NSimSun" w:cs="Lucida Sans"/>
+          <w:color w:val="auto"/>
+          <w:kern w:val="2"/>
+          <w:sz w:val="24"/>
+          <w:szCs w:val="24"/>
+          <w:lang w:val="en-US" w:eastAsia="zh-CN" w:bidi="hi-IN"/>
+        </w:rPr>
+      </w:pPr>
+      <w:r>
+        <w:rPr/>
+      </w:r>
+    </w:p>
+    <w:p>
+      <w:pPr>
+        <w:pStyle w:val="Normal"/>
+        <w:bidi w:val="0"/>
+        <w:jc w:val="left"/>
+        <w:rPr/>
+      </w:pPr>
+      <w:r>
+        <w:rPr>
+          <w:rFonts w:eastAsia="NSimSun" w:cs="Lucida Sans"/>
+          <w:color w:val="auto"/>
+          <w:kern w:val="2"/>
+          <w:sz w:val="24"/>
+          <w:szCs w:val="24"/>
+          <w:lang w:val="en-US" w:eastAsia="zh-CN" w:bidi="hi-IN"/>
+        </w:rPr>
+        <w:t>In the fall of 1974 through spring 1975, a</w:t>
+      </w:r>
+      <w:r>
+        <w:rPr>
+          <w:rFonts w:eastAsia="NSimSun" w:cs="Lucida Sans"/>
+          <w:color w:val="auto"/>
+          <w:kern w:val="2"/>
+          <w:sz w:val="24"/>
+          <w:szCs w:val="24"/>
+          <w:lang w:val="en-US" w:eastAsia="zh-CN" w:bidi="hi-IN"/>
+        </w:rPr>
+        <w:t>ll plots were stocked at 8’ x 8’</w:t>
+      </w:r>
+      <w:r>
+        <w:rPr>
+          <w:rFonts w:eastAsia="NSimSun" w:cs="Lucida Sans"/>
+          <w:color w:val="auto"/>
+          <w:kern w:val="2"/>
+          <w:sz w:val="24"/>
+          <w:szCs w:val="24"/>
+          <w:lang w:val="en-US" w:eastAsia="zh-CN" w:bidi="hi-IN"/>
+        </w:rPr>
+        <w:t xml:space="preserve"> </w:t>
+      </w:r>
+      <w:r>
+        <w:rPr>
+          <w:rFonts w:eastAsia="NSimSun" w:cs="Lucida Sans"/>
+          <w:color w:val="auto"/>
+          <w:kern w:val="2"/>
+          <w:sz w:val="24"/>
+          <w:szCs w:val="24"/>
+          <w:lang w:val="en-US" w:eastAsia="zh-CN" w:bidi="hi-IN"/>
+        </w:rPr>
+        <w:t xml:space="preserve">spacing (680 trees/acre, </w:t>
+      </w:r>
+      <w:r>
+        <w:rPr>
+          <w:rFonts w:eastAsia="NSimSun" w:cs="Lucida Sans"/>
+          <w:color w:val="auto"/>
+          <w:kern w:val="2"/>
+          <w:sz w:val="24"/>
+          <w:szCs w:val="24"/>
+          <w:lang w:val="en-US" w:eastAsia="zh-CN" w:bidi="hi-IN"/>
+        </w:rPr>
+        <w:t>34 trees/subplot</w:t>
+      </w:r>
+      <w:r>
+        <w:rPr>
+          <w:rFonts w:eastAsia="NSimSun" w:cs="Lucida Sans"/>
+          <w:color w:val="auto"/>
+          <w:kern w:val="2"/>
+          <w:sz w:val="24"/>
+          <w:szCs w:val="24"/>
+          <w:lang w:val="en-US" w:eastAsia="zh-CN" w:bidi="hi-IN"/>
+        </w:rPr>
+        <w:t xml:space="preserve">) with </w:t>
+      </w:r>
+      <w:r>
+        <w:rPr>
+          <w:rFonts w:eastAsia="NSimSun" w:cs="Lucida Sans"/>
+          <w:color w:val="auto"/>
+          <w:kern w:val="2"/>
+          <w:sz w:val="24"/>
+          <w:szCs w:val="24"/>
+          <w:lang w:val="en-US" w:eastAsia="zh-CN" w:bidi="hi-IN"/>
+        </w:rPr>
+        <w:t>1</w:t>
+      </w:r>
+      <w:r>
+        <w:rPr>
+          <w:rFonts w:eastAsia="NSimSun" w:cs="Lucida Sans"/>
+          <w:color w:val="auto"/>
+          <w:kern w:val="2"/>
+          <w:sz w:val="24"/>
+          <w:szCs w:val="24"/>
+          <w:lang w:val="en-US" w:eastAsia="zh-CN" w:bidi="hi-IN"/>
+        </w:rPr>
+        <w:t xml:space="preserve">-year old seedlings of their respective species. </w:t>
+      </w:r>
+      <w:r>
+        <w:rPr>
+          <w:rFonts w:eastAsia="NSimSun" w:cs="Lucida Sans"/>
+          <w:color w:val="auto"/>
+          <w:kern w:val="2"/>
+          <w:sz w:val="24"/>
+          <w:szCs w:val="24"/>
+          <w:lang w:val="en-US" w:eastAsia="zh-CN" w:bidi="hi-IN"/>
+        </w:rPr>
+        <w:t xml:space="preserve">Stocking density was chosen to accommodate disease transmission via root proximity while allowing some room for growth over 10 years. </w:t>
+      </w:r>
+      <w:r>
+        <w:rPr>
+          <w:rFonts w:eastAsia="NSimSun" w:cs="Lucida Sans"/>
+          <w:color w:val="auto"/>
+          <w:kern w:val="2"/>
+          <w:sz w:val="24"/>
+          <w:szCs w:val="24"/>
+          <w:lang w:val="en-US" w:eastAsia="zh-CN" w:bidi="hi-IN"/>
+        </w:rPr>
+        <w:t>Regenerating hardwoods were removed from Douglas fir plots and visa versa. Dead seedlings were replaced for two years within and near subplots to maintain stocking levels during establishment.</w:t>
+      </w:r>
+    </w:p>
+    <w:p>
+      <w:pPr>
+        <w:pStyle w:val="Normal"/>
+        <w:bidi w:val="0"/>
+        <w:jc w:val="left"/>
+        <w:rPr>
+          <w:rFonts w:ascii="Liberation Serif" w:hAnsi="Liberation Serif" w:eastAsia="NSimSun" w:cs="Lucida Sans"/>
+          <w:color w:val="auto"/>
+          <w:kern w:val="2"/>
+          <w:sz w:val="24"/>
+          <w:szCs w:val="24"/>
+          <w:lang w:val="en-US" w:eastAsia="zh-CN" w:bidi="hi-IN"/>
+        </w:rPr>
+      </w:pPr>
+      <w:r>
+        <w:rPr/>
+      </w:r>
+    </w:p>
+    <w:p>
+      <w:pPr>
+        <w:pStyle w:val="Normal"/>
+        <w:bidi w:val="0"/>
+        <w:jc w:val="left"/>
+        <w:rPr>
+          <w:i/>
+          <w:i/>
+          <w:iCs/>
+        </w:rPr>
+      </w:pPr>
+      <w:r>
+        <w:rPr>
+          <w:rFonts w:eastAsia="NSimSun" w:cs="Lucida Sans"/>
+          <w:i/>
+          <w:iCs/>
+          <w:color w:val="auto"/>
+          <w:kern w:val="2"/>
+          <w:sz w:val="24"/>
+          <w:szCs w:val="24"/>
+          <w:lang w:val="en-US" w:eastAsia="zh-CN" w:bidi="hi-IN"/>
+        </w:rPr>
+        <w:t xml:space="preserve">Plot maintenance and </w:t>
+      </w:r>
+      <w:r>
+        <w:rPr>
+          <w:rFonts w:eastAsia="NSimSun" w:cs="Lucida Sans"/>
+          <w:i/>
+          <w:iCs/>
+          <w:color w:val="auto"/>
+          <w:kern w:val="2"/>
+          <w:sz w:val="24"/>
+          <w:szCs w:val="24"/>
+          <w:lang w:val="en-US" w:eastAsia="zh-CN" w:bidi="hi-IN"/>
+        </w:rPr>
+        <w:t>inventory</w:t>
+      </w:r>
+    </w:p>
+    <w:p>
+      <w:pPr>
+        <w:pStyle w:val="Normal"/>
+        <w:bidi w:val="0"/>
+        <w:jc w:val="left"/>
+        <w:rPr/>
+      </w:pPr>
+      <w:r>
+        <w:rPr>
+          <w:rFonts w:eastAsia="NSimSun" w:cs="Lucida Sans"/>
+          <w:color w:val="auto"/>
+          <w:kern w:val="2"/>
+          <w:sz w:val="24"/>
+          <w:szCs w:val="24"/>
+          <w:lang w:val="en-US" w:eastAsia="zh-CN" w:bidi="hi-IN"/>
+        </w:rPr>
+        <w:t xml:space="preserve">In the fall of 1986 the </w:t>
+      </w:r>
+      <w:r>
+        <w:rPr>
+          <w:rFonts w:eastAsia="NSimSun" w:cs="Lucida Sans"/>
+          <w:color w:val="auto"/>
+          <w:kern w:val="2"/>
+          <w:sz w:val="24"/>
+          <w:szCs w:val="24"/>
+          <w:lang w:val="en-US" w:eastAsia="zh-CN" w:bidi="hi-IN"/>
+        </w:rPr>
+        <w:t>12-</w:t>
+      </w:r>
+      <w:r>
+        <w:rPr>
+          <w:rFonts w:eastAsia="NSimSun" w:cs="Lucida Sans"/>
+          <w:color w:val="auto"/>
+          <w:kern w:val="2"/>
+          <w:sz w:val="24"/>
+          <w:szCs w:val="24"/>
+          <w:lang w:val="en-US" w:eastAsia="zh-CN" w:bidi="hi-IN"/>
+        </w:rPr>
+        <w:t xml:space="preserve">year hardwood rotation plots </w:t>
+      </w:r>
+      <w:r>
+        <w:rPr>
+          <w:rFonts w:eastAsia="NSimSun" w:cs="Lucida Sans"/>
+          <w:color w:val="auto"/>
+          <w:kern w:val="2"/>
+          <w:sz w:val="24"/>
+          <w:szCs w:val="24"/>
+          <w:lang w:val="en-US" w:eastAsia="zh-CN" w:bidi="hi-IN"/>
+        </w:rPr>
+        <w:t>(except 2 red alder plots which were missed)</w:t>
+      </w:r>
+      <w:r>
+        <w:rPr>
+          <w:rFonts w:eastAsia="NSimSun" w:cs="Lucida Sans"/>
+          <w:color w:val="auto"/>
+          <w:kern w:val="2"/>
+          <w:sz w:val="24"/>
+          <w:szCs w:val="24"/>
+          <w:lang w:val="en-US" w:eastAsia="zh-CN" w:bidi="hi-IN"/>
+        </w:rPr>
+        <w:t xml:space="preserve"> were harvested and in spring 1987 Douglas fir was planted in those plots with the same 8’x 8’ spacing </w:t>
+      </w:r>
+      <w:r>
+        <w:rPr>
+          <w:rFonts w:eastAsia="NSimSun" w:cs="Lucida Sans"/>
+          <w:color w:val="auto"/>
+          <w:kern w:val="2"/>
+          <w:sz w:val="24"/>
+          <w:szCs w:val="24"/>
+          <w:lang w:val="en-US" w:eastAsia="zh-CN" w:bidi="hi-IN"/>
+        </w:rPr>
+        <w:t>and replacement of initial mortality</w:t>
+      </w:r>
+      <w:r>
+        <w:rPr>
+          <w:rFonts w:eastAsia="NSimSun" w:cs="Lucida Sans"/>
+          <w:color w:val="auto"/>
+          <w:kern w:val="2"/>
+          <w:sz w:val="24"/>
+          <w:szCs w:val="24"/>
+          <w:lang w:val="en-US" w:eastAsia="zh-CN" w:bidi="hi-IN"/>
+        </w:rPr>
+        <w:t xml:space="preserve">.  </w:t>
+      </w:r>
+      <w:r>
+        <w:rPr>
+          <w:rFonts w:eastAsia="NSimSun" w:cs="Lucida Sans"/>
+          <w:color w:val="auto"/>
+          <w:kern w:val="2"/>
+          <w:sz w:val="24"/>
+          <w:szCs w:val="24"/>
+          <w:lang w:val="en-US" w:eastAsia="zh-CN" w:bidi="hi-IN"/>
+        </w:rPr>
+        <w:t xml:space="preserve">Extensive re-sprouting of hardwoods occurred following harvest, and thus suppression of these sprouts using cutting and herbicide was conducted in 1990 and 1992. In the fall of </w:t>
+      </w:r>
+      <w:r>
+        <w:rPr>
+          <w:rFonts w:eastAsia="NSimSun" w:cs="Lucida Sans"/>
+          <w:color w:val="auto"/>
+          <w:kern w:val="2"/>
+          <w:sz w:val="24"/>
+          <w:szCs w:val="24"/>
+          <w:lang w:val="en-US" w:eastAsia="zh-CN" w:bidi="hi-IN"/>
+        </w:rPr>
+        <w:t>1999 and spring of 2000 the 25-year hardwood plots were harvested, and Douglas fir was again planted with 8’ x 8’ spacing</w:t>
+      </w:r>
+      <w:r>
+        <w:rPr>
+          <w:rFonts w:eastAsia="NSimSun" w:cs="Lucida Sans"/>
+          <w:color w:val="auto"/>
+          <w:kern w:val="2"/>
+          <w:sz w:val="24"/>
+          <w:szCs w:val="24"/>
+          <w:lang w:val="en-US" w:eastAsia="zh-CN" w:bidi="hi-IN"/>
+        </w:rPr>
+        <w:t xml:space="preserve"> </w:t>
+      </w:r>
+      <w:r>
+        <w:rPr>
+          <w:rFonts w:eastAsia="NSimSun" w:cs="Lucida Sans"/>
+          <w:color w:val="auto"/>
+          <w:kern w:val="2"/>
+          <w:sz w:val="24"/>
+          <w:szCs w:val="24"/>
+          <w:lang w:val="en-US" w:eastAsia="zh-CN" w:bidi="hi-IN"/>
+        </w:rPr>
+        <w:t>and replacement of initial mortality</w:t>
+      </w:r>
+      <w:r>
+        <w:rPr>
+          <w:rFonts w:eastAsia="NSimSun" w:cs="Lucida Sans"/>
+          <w:color w:val="auto"/>
+          <w:kern w:val="2"/>
+          <w:sz w:val="24"/>
+          <w:szCs w:val="24"/>
+          <w:lang w:val="en-US" w:eastAsia="zh-CN" w:bidi="hi-IN"/>
+        </w:rPr>
+        <w:t xml:space="preserve">. The site was clearcut in 2020 </w:t>
+      </w:r>
+      <w:r>
+        <w:rPr>
+          <w:rFonts w:eastAsia="NSimSun" w:cs="Lucida Sans"/>
+          <w:color w:val="auto"/>
+          <w:kern w:val="2"/>
+          <w:sz w:val="24"/>
+          <w:szCs w:val="24"/>
+          <w:lang w:val="en-US" w:eastAsia="zh-CN" w:bidi="hi-IN"/>
+        </w:rPr>
+        <w:t>when the first Douglas fir replanted were 45 years old</w:t>
+      </w:r>
+      <w:r>
+        <w:rPr>
+          <w:rFonts w:eastAsia="NSimSun" w:cs="Lucida Sans"/>
+          <w:color w:val="auto"/>
+          <w:kern w:val="2"/>
+          <w:sz w:val="24"/>
+          <w:szCs w:val="24"/>
+          <w:lang w:val="en-US" w:eastAsia="zh-CN" w:bidi="hi-IN"/>
+        </w:rPr>
+        <w:t>.</w:t>
+      </w:r>
+    </w:p>
+    <w:p>
+      <w:pPr>
+        <w:pStyle w:val="Normal"/>
+        <w:bidi w:val="0"/>
+        <w:jc w:val="left"/>
+        <w:rPr>
+          <w:rFonts w:ascii="Liberation Serif" w:hAnsi="Liberation Serif" w:eastAsia="NSimSun" w:cs="Lucida Sans"/>
+          <w:color w:val="auto"/>
+          <w:kern w:val="2"/>
+          <w:sz w:val="24"/>
+          <w:szCs w:val="24"/>
+          <w:lang w:val="en-US" w:eastAsia="zh-CN" w:bidi="hi-IN"/>
+        </w:rPr>
+      </w:pPr>
+      <w:r>
+        <w:rPr/>
+      </w:r>
+    </w:p>
+    <w:p>
+      <w:pPr>
+        <w:pStyle w:val="Normal"/>
+        <w:bidi w:val="0"/>
+        <w:jc w:val="left"/>
+        <w:rPr/>
+      </w:pPr>
+      <w:r>
+        <w:rPr>
+          <w:rFonts w:eastAsia="NSimSun" w:cs="Lucida Sans"/>
+          <w:color w:val="auto"/>
+          <w:kern w:val="2"/>
+          <w:sz w:val="24"/>
+          <w:szCs w:val="24"/>
+          <w:lang w:val="en-US" w:eastAsia="zh-CN" w:bidi="hi-IN"/>
+        </w:rPr>
+        <w:t>T</w:t>
+      </w:r>
+      <w:r>
+        <w:rPr>
+          <w:rFonts w:eastAsia="NSimSun" w:cs="Lucida Sans"/>
+          <w:color w:val="auto"/>
+          <w:kern w:val="2"/>
+          <w:sz w:val="24"/>
+          <w:szCs w:val="24"/>
+          <w:lang w:val="en-US" w:eastAsia="zh-CN" w:bidi="hi-IN"/>
+        </w:rPr>
+        <w:t>ree positions were mapped,  growth measured, and condition recorded multiple times across the study: 1986 (continuous Douglas fir plots only); 1995 (Douglas fir following 12-year hardwood rotation plots); 2011 (all plots); and 2020 (all plots).</w:t>
+      </w:r>
+    </w:p>
+    <w:p>
+      <w:pPr>
+        <w:pStyle w:val="Normal"/>
+        <w:bidi w:val="0"/>
+        <w:jc w:val="left"/>
+        <w:rPr>
+          <w:rFonts w:ascii="Liberation Serif" w:hAnsi="Liberation Serif" w:eastAsia="NSimSun" w:cs="Lucida Sans"/>
+          <w:color w:val="auto"/>
+          <w:kern w:val="2"/>
+          <w:sz w:val="24"/>
+          <w:szCs w:val="24"/>
+          <w:lang w:val="en-US" w:eastAsia="zh-CN" w:bidi="hi-IN"/>
+        </w:rPr>
+      </w:pPr>
+      <w:r>
+        <w:rPr/>
+      </w:r>
+    </w:p>
+    <w:p>
+      <w:pPr>
+        <w:pStyle w:val="Normal"/>
+        <w:bidi w:val="0"/>
+        <w:jc w:val="left"/>
+        <w:rPr>
+          <w:rFonts w:ascii="Liberation Serif" w:hAnsi="Liberation Serif" w:eastAsia="NSimSun" w:cs="Lucida Sans"/>
+          <w:color w:val="auto"/>
+          <w:kern w:val="2"/>
+          <w:sz w:val="24"/>
+          <w:szCs w:val="24"/>
+          <w:lang w:val="en-US" w:eastAsia="zh-CN" w:bidi="hi-IN"/>
+        </w:rPr>
+      </w:pPr>
+      <w:r>
+        <w:rPr/>
+      </w:r>
+    </w:p>
+    <w:p>
+      <w:pPr>
+        <w:pStyle w:val="Normal"/>
+        <w:bidi w:val="0"/>
+        <w:jc w:val="left"/>
+        <w:rPr/>
+      </w:pPr>
+      <w:r>
+        <w:rPr>
+          <w:rFonts w:eastAsia="NSimSun" w:cs="Lucida Sans"/>
+          <w:color w:val="auto"/>
+          <w:kern w:val="2"/>
+          <w:sz w:val="24"/>
+          <w:szCs w:val="24"/>
+          <w:lang w:val="en-US" w:eastAsia="zh-CN" w:bidi="hi-IN"/>
+        </w:rPr>
+        <w:t>IPC sold site to Simpson Lumber Company in 1993. Sold to Weyerhauser in 20??</w:t>
       </w:r>
     </w:p>
     <w:sectPr>
@@ -66,6 +1113,7 @@
       <w:pgNumType w:fmt="decimal"/>
       <w:formProt w:val="false"/>
       <w:textDirection w:val="lrTb"/>
+      <w:docGrid w:type="default" w:linePitch="100" w:charSpace="0"/>
     </w:sectPr>
   </w:body>
 </w:document>
@@ -85,7 +1133,6 @@
     </w:rPrDefault>
     <w:pPrDefault>
       <w:pPr>
-        <w:widowControl/>
         <w:suppressAutoHyphens w:val="true"/>
       </w:pPr>
     </w:pPrDefault>
@@ -95,7 +1142,10 @@
     <w:qFormat/>
     <w:pPr>
       <w:widowControl/>
+      <w:suppressAutoHyphens w:val="true"/>
       <w:bidi w:val="0"/>
+      <w:spacing w:before="0" w:after="0"/>
+      <w:jc w:val="left"/>
     </w:pPr>
     <w:rPr>
       <w:rFonts w:ascii="Liberation Serif" w:hAnsi="Liberation Serif" w:eastAsia="NSimSun" w:cs="Lucida Sans"/>
